--- a/documentation/conclusie.docx
+++ b/documentation/conclusie.docx
@@ -23,7 +23,41 @@
     </w:p>
     <w:p>
       <w:r>
-        <w:t>Algemene conclusie</w:t>
+        <w:t xml:space="preserve">Het hoofddoel van het project is behaald, </w:t>
+      </w:r>
+      <w:r>
+        <w:t xml:space="preserve">namelijk het creëren van een AI die autonoom </w:t>
+      </w:r>
+      <w:proofErr w:type="spellStart"/>
+      <w:r>
+        <w:t>Geometry</w:t>
+      </w:r>
+      <w:proofErr w:type="spellEnd"/>
+      <w:r>
+        <w:t xml:space="preserve"> Dash kan spelen. Hierdoor zien we dit als een geslaagd project waarbij we ook de subdoelen b</w:t>
+      </w:r>
+      <w:r>
+        <w:t>ehaald hebben.</w:t>
+      </w:r>
+      <w:r>
+        <w:t xml:space="preserve"> </w:t>
+      </w:r>
+    </w:p>
+    <w:p>
+      <w:r>
+        <w:t>Het project begon met een grondige analyse van het spel en de werkin</w:t>
+      </w:r>
+      <w:r>
+        <w:t>g ervan, waarbij er specifiek focus werd gelegd op de timing van sprongen en obstakelherkenning.</w:t>
+      </w:r>
+      <w:r>
+        <w:t xml:space="preserve"> Deze analyse was de basis van ons project, hierna zijn we begonnen aan het trainen van ons AI-model. </w:t>
+      </w:r>
+      <w:r>
+        <w:t xml:space="preserve">Het getrainde model is nu in staat om zelfstandig het spel te spelen zonder enige </w:t>
+      </w:r>
+      <w:r>
+        <w:t>menselijke input.</w:t>
       </w:r>
     </w:p>
     <w:p/>
@@ -38,42 +72,144 @@
     <w:p>
       <w:pPr>
         <w:pStyle w:val="Heading3"/>
+        <w:rPr>
+          <w:lang w:val="fr-BE"/>
+        </w:rPr>
       </w:pPr>
-      <w:r>
-        <w:t>Kyell:</w:t>
-      </w:r>
-    </w:p>
-    <w:p>
-      <w:r>
-        <w:t>Conclusie kyell</w:t>
-      </w:r>
-    </w:p>
-    <w:p/>
+      <w:proofErr w:type="spellStart"/>
+      <w:proofErr w:type="gramStart"/>
+      <w:r>
+        <w:rPr>
+          <w:lang w:val="fr-BE"/>
+        </w:rPr>
+        <w:t>Kyell</w:t>
+      </w:r>
+      <w:proofErr w:type="spellEnd"/>
+      <w:r>
+        <w:rPr>
+          <w:lang w:val="fr-BE"/>
+        </w:rPr>
+        <w:t>:</w:t>
+      </w:r>
+      <w:proofErr w:type="gramEnd"/>
+    </w:p>
+    <w:p>
+      <w:pPr>
+        <w:rPr>
+          <w:lang w:val="fr-BE"/>
+        </w:rPr>
+      </w:pPr>
+      <w:proofErr w:type="spellStart"/>
+      <w:r>
+        <w:rPr>
+          <w:lang w:val="fr-BE"/>
+        </w:rPr>
+        <w:t>Conclusie</w:t>
+      </w:r>
+      <w:proofErr w:type="spellEnd"/>
+      <w:r>
+        <w:rPr>
+          <w:lang w:val="fr-BE"/>
+        </w:rPr>
+        <w:t xml:space="preserve"> </w:t>
+      </w:r>
+      <w:proofErr w:type="spellStart"/>
+      <w:r>
+        <w:rPr>
+          <w:lang w:val="fr-BE"/>
+        </w:rPr>
+        <w:t>kyell</w:t>
+      </w:r>
+      <w:proofErr w:type="spellEnd"/>
+    </w:p>
+    <w:p>
+      <w:pPr>
+        <w:rPr>
+          <w:lang w:val="fr-BE"/>
+        </w:rPr>
+      </w:pPr>
+    </w:p>
+    <w:p>
+      <w:pPr>
+        <w:pStyle w:val="Heading3"/>
+        <w:rPr>
+          <w:lang w:val="fr-BE"/>
+        </w:rPr>
+      </w:pPr>
+      <w:proofErr w:type="gramStart"/>
+      <w:r>
+        <w:rPr>
+          <w:lang w:val="fr-BE"/>
+        </w:rPr>
+        <w:t>Juha:</w:t>
+      </w:r>
+      <w:proofErr w:type="gramEnd"/>
+    </w:p>
+    <w:p>
+      <w:pPr>
+        <w:rPr>
+          <w:lang w:val="fr-BE"/>
+        </w:rPr>
+      </w:pPr>
+      <w:proofErr w:type="spellStart"/>
+      <w:r>
+        <w:rPr>
+          <w:lang w:val="fr-BE"/>
+        </w:rPr>
+        <w:t>Conclusie</w:t>
+      </w:r>
+      <w:proofErr w:type="spellEnd"/>
+      <w:r>
+        <w:rPr>
+          <w:lang w:val="fr-BE"/>
+        </w:rPr>
+        <w:t xml:space="preserve"> Juha</w:t>
+      </w:r>
+    </w:p>
+    <w:p>
+      <w:pPr>
+        <w:rPr>
+          <w:lang w:val="fr-BE"/>
+        </w:rPr>
+      </w:pPr>
+    </w:p>
     <w:p>
       <w:pPr>
         <w:pStyle w:val="Heading3"/>
       </w:pPr>
       <w:r>
-        <w:t>Juha:</w:t>
-      </w:r>
-    </w:p>
-    <w:p>
-      <w:r>
-        <w:t>Conclusie Juha</w:t>
-      </w:r>
-    </w:p>
-    <w:p/>
-    <w:p>
-      <w:pPr>
-        <w:pStyle w:val="Heading3"/>
-      </w:pPr>
-      <w:r>
         <w:t>Arthur:</w:t>
       </w:r>
     </w:p>
     <w:p>
       <w:r>
-        <w:t>Conclusie Arthur</w:t>
+        <w:t xml:space="preserve">Dit </w:t>
+      </w:r>
+      <w:r>
+        <w:t>is een mooi project en ook zeker tof om te tonen op opendeurdagen</w:t>
+      </w:r>
+      <w:r>
+        <w:t xml:space="preserve">. </w:t>
+      </w:r>
+      <w:r>
+        <w:t xml:space="preserve">Persoonlijk vond ik het ietwat complex en in het begin </w:t>
+      </w:r>
+      <w:r>
+        <w:t>ook misschien iets te hoog gegrepen, maar achteraf gezien was het enorm leerrijk en zeker de moeite waard.</w:t>
+      </w:r>
+      <w:r>
+        <w:t xml:space="preserve"> </w:t>
+      </w:r>
+      <w:r>
+        <w:t xml:space="preserve">Wat mij het meest bij zal blijven is de training van het model, waarbij het cruciaal was om alle </w:t>
+      </w:r>
+      <w:proofErr w:type="spellStart"/>
+      <w:r>
+        <w:t>rewards</w:t>
+      </w:r>
+      <w:proofErr w:type="spellEnd"/>
+      <w:r>
+        <w:t xml:space="preserve"> en parameters juist te zetten.</w:t>
       </w:r>
     </w:p>
     <w:sectPr>
